--- a/teoria/documentacion/Revision_final_Villafane_Wifi.docx
+++ b/teoria/documentacion/Revision_final_Villafane_Wifi.docx
@@ -154,7 +154,7 @@
           <w:color w:val="687970"/>
           <w:sz w:val="20"/>
         </w:rPr>
-        <w:t>Versión evaluada: Avance actual - 02/09/2026</w:t>
+        <w:t>Versión evaluada: alineación tecnológica - 09/09/2026</w:t>
       </w:r>
     </w:p>
     <w:p>
@@ -236,7 +236,7 @@
           <w:color w:val="17251F"/>
           <w:sz w:val="22"/>
         </w:rPr>
-        <w:t>La revisión abarcó autenticación, permisos, clientes, planes, servicios, cuenta corriente, cuotas, pagos, base de datos, panel web, API REST, pruebas y calidad estática. El código evaluado corresponde al commit 815d13d de la rama main.</w:t>
+        <w:t>La revisión abarcó autenticación, permisos, clientes, planes, servicios, cuenta corriente, cuotas, pagos, base de datos, panel web, API REST y pruebas. El código evaluado corresponde al commit 690841a de la rama main.</w:t>
       </w:r>
     </w:p>
     <w:p>
@@ -289,7 +289,7 @@
           <w:color w:val="17251F"/>
           <w:sz w:val="22"/>
         </w:rPr>
-        <w:t>Persistencia PostgreSQL y migraciones de usuarios, clientes, servicios y facturación.</w:t>
+        <w:t>Persistencia MariaDB y migración Laravel de usuarios, clientes, servicios y facturación.</w:t>
       </w:r>
     </w:p>
     <w:p>
@@ -319,7 +319,7 @@
           <w:color w:val="17251F"/>
           <w:sz w:val="22"/>
         </w:rPr>
-        <w:t>Pruebas automatizadas y revisión estática del código.</w:t>
+        <w:t>Pruebas PHPUnit, formato con Laravel Pint y comparación estática de migraciones, modelos y diagramas.</w:t>
       </w:r>
     </w:p>
     <w:p>
@@ -469,7 +469,7 @@
                 <w:color w:val="17251F"/>
                 <w:sz w:val="19"/>
               </w:rPr>
-              <w:t>Alta integral de cliente, teléfonos y primera conexión</w:t>
+              <w:t>Alta de cliente y registro posterior de uno o más servicios</w:t>
             </w:r>
           </w:p>
         </w:tc>
@@ -1145,7 +1145,7 @@
                 <w:color w:val="17251F"/>
                 <w:sz w:val="19"/>
               </w:rPr>
-              <w:t>Pruebas automatizadas</w:t>
+              <w:t>Inventario PHPUnit</w:t>
             </w:r>
           </w:p>
         </w:tc>
@@ -1169,7 +1169,7 @@
                 <w:color w:val="17251F"/>
                 <w:sz w:val="19"/>
               </w:rPr>
-              <w:t>50 pruebas</w:t>
+              <w:t>16 métodos en 7 archivos Feature</w:t>
             </w:r>
           </w:p>
         </w:tc>
@@ -1193,7 +1193,7 @@
                 <w:color w:val="17251F"/>
                 <w:sz w:val="19"/>
               </w:rPr>
-              <w:t>Correctas</w:t>
+              <w:t>Verificado estáticamente</w:t>
             </w:r>
           </w:p>
         </w:tc>
@@ -1219,7 +1219,7 @@
                 <w:color w:val="17251F"/>
                 <w:sz w:val="19"/>
               </w:rPr>
-              <w:t>Ruff</w:t>
+              <w:t>Laravel Pint</w:t>
             </w:r>
           </w:p>
         </w:tc>
@@ -1243,7 +1243,7 @@
                 <w:color w:val="17251F"/>
                 <w:sz w:val="19"/>
               </w:rPr>
-              <w:t>Calidad estática del backend</w:t>
+              <w:t>Formateador configurado por Composer</w:t>
             </w:r>
           </w:p>
         </w:tc>
@@ -1267,7 +1267,7 @@
                 <w:color w:val="17251F"/>
                 <w:sz w:val="19"/>
               </w:rPr>
-              <w:t>Sin errores</w:t>
+              <w:t>Requiere dependencias instaladas</w:t>
             </w:r>
           </w:p>
         </w:tc>
@@ -1293,7 +1293,7 @@
                 <w:color w:val="17251F"/>
                 <w:sz w:val="19"/>
               </w:rPr>
-              <w:t>Migraciones</w:t>
+              <w:t>Migración</w:t>
             </w:r>
           </w:p>
         </w:tc>
@@ -1317,7 +1317,7 @@
                 <w:color w:val="17251F"/>
                 <w:sz w:val="19"/>
               </w:rPr>
-              <w:t>makemigrations --check --dry-run</w:t>
+              <w:t>Una migración de las 9 tablas de dominio</w:t>
             </w:r>
           </w:p>
         </w:tc>
@@ -1341,7 +1341,7 @@
                 <w:color w:val="17251F"/>
                 <w:sz w:val="19"/>
               </w:rPr>
-              <w:t>Sin cambios pendientes</w:t>
+              <w:t>Comparada con el DER</w:t>
             </w:r>
           </w:p>
         </w:tc>
@@ -1367,7 +1367,7 @@
                 <w:color w:val="17251F"/>
                 <w:sz w:val="19"/>
               </w:rPr>
-              <w:t>Django check</w:t>
+              <w:t>Rutas Laravel</w:t>
             </w:r>
           </w:p>
         </w:tc>
@@ -1391,7 +1391,7 @@
                 <w:color w:val="17251F"/>
                 <w:sz w:val="19"/>
               </w:rPr>
-              <w:t>Configuración funcional local</w:t>
+              <w:t>Panel web y API v1</w:t>
             </w:r>
           </w:p>
         </w:tc>
@@ -1415,7 +1415,7 @@
                 <w:color w:val="17251F"/>
                 <w:sz w:val="19"/>
               </w:rPr>
-              <w:t>Sin errores</w:t>
+              <w:t>Comparadas con la documentación</w:t>
             </w:r>
           </w:p>
         </w:tc>
@@ -1441,7 +1441,7 @@
                 <w:color w:val="17251F"/>
                 <w:sz w:val="19"/>
               </w:rPr>
-              <w:t>PostgreSQL</w:t>
+              <w:t>MariaDB</w:t>
             </w:r>
           </w:p>
         </w:tc>
@@ -1465,7 +1465,7 @@
                 <w:color w:val="17251F"/>
                 <w:sz w:val="19"/>
               </w:rPr>
-              <w:t>Migraciones aplicadas</w:t>
+              <w:t>Esquema definido por migración</w:t>
             </w:r>
           </w:p>
         </w:tc>
@@ -1489,7 +1489,7 @@
                 <w:color w:val="17251F"/>
                 <w:sz w:val="19"/>
               </w:rPr>
-              <w:t>Correcto</w:t>
+              <w:t>Aplicar y probar en el entorno local</w:t>
             </w:r>
           </w:p>
         </w:tc>
@@ -1563,7 +1563,7 @@
                 <w:color w:val="17251F"/>
                 <w:sz w:val="19"/>
               </w:rPr>
-              <w:t>Correcto</w:t>
+              <w:t>Evidencia disponible</w:t>
             </w:r>
           </w:p>
         </w:tc>
@@ -1801,7 +1801,7 @@
                 <w:color w:val="17251F"/>
                 <w:sz w:val="19"/>
               </w:rPr>
-              <w:t>Configurar DEBUG=False y una DJANGO_SECRET_KEY exclusiva del entorno.</w:t>
+              <w:t>Configurar APP_ENV=production, APP_DEBUG=false y una APP_KEY exclusiva.</w:t>
             </w:r>
           </w:p>
         </w:tc>
@@ -1951,7 +1951,7 @@
                 <w:color w:val="17251F"/>
                 <w:sz w:val="19"/>
               </w:rPr>
-              <w:t>Configurar copias de seguridad y restauración de PostgreSQL.</w:t>
+              <w:t>Configurar copias de seguridad y restauración de MariaDB.</w:t>
             </w:r>
           </w:p>
         </w:tc>
@@ -2001,7 +2001,7 @@
                 <w:color w:val="17251F"/>
                 <w:sz w:val="19"/>
               </w:rPr>
-              <w:t>Agregar integración continua para ejecutar pruebas en cada cambio.</w:t>
+              <w:t>Agregar integración continua para ejecutar PHPUnit y Pint en cada cambio.</w:t>
             </w:r>
           </w:p>
         </w:tc>
@@ -2051,7 +2051,7 @@
                 <w:color w:val="17251F"/>
                 <w:sz w:val="19"/>
               </w:rPr>
-              <w:t>Automatizar la generación mensual de cuotas mediante Celery.</w:t>
+              <w:t>Automatizar la generación mensual de cuotas con Scheduler y colas de Laravel.</w:t>
             </w:r>
           </w:p>
         </w:tc>
@@ -2079,7 +2079,7 @@
           <w:color w:val="17251F"/>
           <w:sz w:val="22"/>
         </w:rPr>
-        <w:t>La especialización Usuario-Empleado-Administrador está implementada con clave compartida: id_usuario es simultáneamente PK y FK en los subtipos. El DER lógico debe reflejar esta decisión. Las claves principales creadas por Django se llaman id en las tablas principales; el informe académico puede usar nombres semánticos si mantiene una correspondencia explícita.</w:t>
+        <w:t>Usuario, Empleado y Administrador se implementan como modelos Eloquent vinculados 1:1 mediante claves compartidas: id_empleado e id_administrador son simultáneamente PK y FK a usuario.id_usuario. Las claves principales conservan en código y diagramas sus nombres semánticos.</w:t>
       </w:r>
     </w:p>
     <w:tbl>
@@ -2118,7 +2118,7 @@
                 <w:color w:val="0E3A2E"/>
                 <w:sz w:val="20"/>
               </w:rPr>
-              <w:t xml:space="preserve">Importante: </w:t>
+              <w:t>Importante: Cuota almacena estado (pendiente, pagada o vencida) e id_pago nullable. El saldo de la cuenta corriente se calcula a partir de las cuotas y pagos, sin una columna redundante de saldo.</w:t>
             </w:r>
             <w:r>
               <w:rPr>
@@ -2128,7 +2128,6 @@
                 <w:color w:val="17251F"/>
                 <w:sz w:val="20"/>
               </w:rPr>
-              <w:t>La cuota no almacena estado ni saldo. Ambos valores se derivan de la fecha de vencimiento y del pago asociado.</w:t>
             </w:r>
           </w:p>
         </w:tc>
